--- a/Web specifications.docx
+++ b/Web specifications.docx
@@ -3652,20 +3652,18 @@
         <w:jc w:val="both"/>
         <w:rPr>
           <w:rFonts w:ascii="Arial" w:hAnsi="Arial" w:cs="Arial"/>
-          <w:b/>
-          <w:bCs/>
-          <w:sz w:val="24"/>
-          <w:szCs w:val="24"/>
-          <w:lang w:val="en-GB"/>
-        </w:rPr>
-      </w:pPr>
-      <w:r>
-        <w:rPr>
-          <w:rFonts w:ascii="Arial" w:hAnsi="Arial" w:cs="Arial"/>
-          <w:b/>
-          <w:bCs/>
-          <w:sz w:val="24"/>
-          <w:szCs w:val="24"/>
+          <w:sz w:val="52"/>
+          <w:szCs w:val="52"/>
+          <w:u w:val="single"/>
+          <w:lang w:val="en-GB"/>
+        </w:rPr>
+      </w:pPr>
+      <w:r>
+        <w:rPr>
+          <w:rFonts w:ascii="Arial" w:hAnsi="Arial" w:cs="Arial"/>
+          <w:sz w:val="52"/>
+          <w:szCs w:val="52"/>
+          <w:u w:val="single"/>
           <w:lang w:val="en-GB"/>
         </w:rPr>
         <w:t>Wireframe of the Website</w:t>
@@ -3924,16 +3922,14 @@
         </w:rPr>
         <w:t xml:space="preserve"> A large, bold "KM GEARS" title dominates the </w:t>
       </w:r>
-      <w:proofErr w:type="spellStart"/>
-      <w:r>
-        <w:rPr>
-          <w:rFonts w:ascii="Arial" w:hAnsi="Arial" w:cs="Arial"/>
-          <w:sz w:val="24"/>
-          <w:szCs w:val="24"/>
-        </w:rPr>
-        <w:t>center</w:t>
-      </w:r>
-      <w:proofErr w:type="spellEnd"/>
+      <w:r>
+        <w:rPr>
+          <w:rFonts w:ascii="Arial" w:hAnsi="Arial" w:cs="Arial"/>
+          <w:sz w:val="24"/>
+          <w:szCs w:val="24"/>
+        </w:rPr>
+        <w:t>centre</w:t>
+      </w:r>
       <w:r>
         <w:rPr>
           <w:rFonts w:ascii="Arial" w:hAnsi="Arial" w:cs="Arial"/>
@@ -5721,11 +5717,10 @@
           <w:szCs w:val="24"/>
           <w:lang w:eastAsia="en-BW"/>
         </w:rPr>
-        <w:lastRenderedPageBreak/>
         <w:drawing>
-          <wp:inline distT="0" distB="0" distL="0" distR="0" wp14:anchorId="25DE5111" wp14:editId="426B1CCA">
-            <wp:extent cx="5441950" cy="8162925"/>
-            <wp:effectExtent l="0" t="0" r="6350" b="9525"/>
+          <wp:inline distT="0" distB="0" distL="0" distR="0" wp14:anchorId="25DE5111" wp14:editId="75B1A75F">
+            <wp:extent cx="4831080" cy="7246620"/>
+            <wp:effectExtent l="0" t="0" r="7620" b="0"/>
             <wp:docPr id="351336177" name="Picture 4"/>
             <wp:cNvGraphicFramePr>
               <a:graphicFrameLocks xmlns:a="http://schemas.openxmlformats.org/drawingml/2006/main" noChangeAspect="1"/>
@@ -5752,7 +5747,7 @@
                   <pic:spPr>
                     <a:xfrm>
                       <a:off x="0" y="0"/>
-                      <a:ext cx="5441950" cy="8162925"/>
+                      <a:ext cx="4831080" cy="7246620"/>
                     </a:xfrm>
                     <a:prstGeom prst="rect">
                       <a:avLst/>
